--- a/WindowsFormsApplication1/Allgemein/Bericht/Vorlagen/Berichtsvorlage_Kurzbericht_en.docx
+++ b/WindowsFormsApplication1/Allgemein/Bericht/Vorlagen/Berichtsvorlage_Kurzbericht_en.docx
@@ -777,6 +777,142 @@
     </w:p>
     <w:p>
       <w:pPr>
+        <w:pStyle w:val="Normal"/>
+      </w:pPr>
+      <w:commentRangeStart w:id="9"/>
+      <w:r>
+        <w:rPr>
+          <w:noProof/>
+        </w:rPr>
+        <w:t xml:space="preserve">{{#wenn hat.aufheizung}}</w:t>
+      </w:r>
+      <w:commentRangeEnd w:id="9"/>
+      <w:r>
+        <w:commentReference w:id="9"/>
+      </w:r>
+    </w:p>
+    <w:p>
+      <w:pPr>
+        <w:pStyle w:val="Heading2"/>
+      </w:pPr>
+      <w:r>
+        <w:t xml:space="preserve">Preheating</w:t>
+      </w:r>
+    </w:p>
+    <w:p>
+      <w:pPr>
+        <w:pStyle w:val="Normal"/>
+      </w:pPr>
+      <w:r>
+        <w:rPr>
+          <w:noProof/>
+        </w:rPr>
+        <w:t xml:space="preserve">{{#je gebaeude}}</w:t>
+      </w:r>
+    </w:p>
+    <w:p>
+      <w:pPr>
+        <w:pStyle w:val="Normal"/>
+      </w:pPr>
+      <w:r>
+        <w:rPr>
+          <w:noProof/>
+        </w:rPr>
+        <w:t xml:space="preserve">{{gebaeude.name}}</w:t>
+      </w:r>
+      <w:r>
+        <w:t xml:space="preserve">: The preheat time is </w:t>
+      </w:r>
+      <w:r>
+        <w:rPr>
+          <w:noProof/>
+        </w:rPr>
+        <w:t xml:space="preserve">{{gebaeude.ergebnis.aufheizzeit}}</w:t>
+      </w:r>
+      <w:r>
+        <w:t xml:space="preserve"> at </w:t>
+      </w:r>
+      <w:r>
+        <w:rPr>
+          <w:noProof/>
+        </w:rPr>
+        <w:t xml:space="preserve">{{gebaeude.ergebnis.aufheiz_aussentemperatur}}</w:t>
+      </w:r>
+      <w:r>
+        <w:t xml:space="preserve">, the preheat power </w:t>
+      </w:r>
+      <w:r>
+        <w:rPr>
+          <w:noProof/>
+        </w:rPr>
+        <w:t xml:space="preserve">{{gebaeude.ergebnis.aufheizleistung}}</w:t>
+      </w:r>
+      <w:r>
+        <w:t xml:space="preserve">; the design capacity </w:t>
+      </w:r>
+      <w:r>
+        <w:rPr>
+          <w:noProof/>
+        </w:rPr>
+        <w:t xml:space="preserve">{{gebaeude.ergebnis.auslegungsgroesse}}</w:t>
+      </w:r>
+      <w:r>
+        <w:t xml:space="preserve"> consists of the design heat load </w:t>
+      </w:r>
+      <w:r>
+        <w:rPr>
+          <w:noProof/>
+        </w:rPr>
+        <w:t xml:space="preserve">{{gebaeude.ergebnis.auslegungsheizlast}}</w:t>
+      </w:r>
+      <w:r>
+        <w:t xml:space="preserve"> and the heating-up capacity </w:t>
+      </w:r>
+      <w:r>
+        <w:rPr>
+          <w:noProof/>
+        </w:rPr>
+        <w:t xml:space="preserve">{{gebaeude.ergebnis.aufheizzuschlag}}</w:t>
+      </w:r>
+      <w:r>
+        <w:t xml:space="preserve">.</w:t>
+      </w:r>
+    </w:p>
+    <w:p>
+      <w:pPr>
+        <w:pStyle w:val="Normal"/>
+      </w:pPr>
+      <w:r>
+        <w:rPr>
+          <w:noProof/>
+        </w:rPr>
+        <w:t xml:space="preserve">{{gebaeude.ergebnis.aufheizhinweise}}</w:t>
+      </w:r>
+    </w:p>
+    <w:p>
+      <w:pPr>
+        <w:pStyle w:val="Normal"/>
+      </w:pPr>
+      <w:r>
+        <w:rPr>
+          <w:noProof/>
+        </w:rPr>
+        <w:t xml:space="preserve">{{/je}}</w:t>
+      </w:r>
+    </w:p>
+    <w:p>
+      <w:pPr>
+        <w:pStyle w:val="Normal"/>
+      </w:pPr>
+      <w:r>
+        <w:rPr>
+          <w:noProof/>
+        </w:rPr>
+        <w:t xml:space="preserve">{{/wenn}}</w:t>
+      </w:r>
+    </w:p>
+    <w:p>
+      <w:pPr>
         <w:pStyle w:val="Heading1"/>
       </w:pPr>
       <w:commentRangeStart w:id="6"/>
@@ -1201,6 +1337,21 @@
       </w:r>
       <w:r>
         <w:t xml:space="preserve">The pattern table with the alternative text {{muster.tabelle}}: shading and font of each cell apply to the rows of that role in all structured tables – base, group, total, warning. EPOS-Plan reads it and removes it from the report.</w:t>
+      </w:r>
+    </w:p>
+  </w:comment>
+  <w:comment w:initials="EP" w:author="EPOS-Plan" w:id="9">
+    <w:p>
+      <w:r>
+        <w:annotationRef/>
+      </w:r>
+      <w:r>
+        <w:t xml:space="preserve">One paragraph per building, only with preheat optimisation: {{#wenn hat.aufheizung}} omits the section if no building was calculated with it; {{#je gebaeude}} … {{/je}} repeats the paragraph for every building, for example “Building 1: The preheat time is 4 h at −10.0 °C …”.</w:t>
+      </w:r>
+    </w:p>
+    <w:p>
+      <w:r>
+        <w:t xml:space="preserve">The values gebaeude.ergebnis.… come from the result of the run. The design capacity is the design heat load plus the heating-up capacity; {{gebaeude.ergebnis.aufheizhinweise}} lists the notes W1 to W5 and stays empty without cause.</w:t>
       </w:r>
     </w:p>
   </w:comment>

--- a/WindowsFormsApplication1/Allgemein/Bericht/Vorlagen/Berichtsvorlage_Kurzbericht_en.docx
+++ b/WindowsFormsApplication1/Allgemein/Bericht/Vorlagen/Berichtsvorlage_Kurzbericht_en.docx
@@ -913,6 +913,109 @@
     </w:p>
     <w:p>
       <w:pPr>
+        <w:pStyle w:val="Normal"/>
+      </w:pPr>
+      <w:r>
+        <w:rPr>
+          <w:noProof/>
+        </w:rPr>
+        <w:t xml:space="preserve">{{#wenn hat.vorheizen}}</w:t>
+      </w:r>
+    </w:p>
+    <w:p>
+      <w:pPr>
+        <w:pStyle w:val="Normal"/>
+      </w:pPr>
+      <w:r>
+        <w:rPr>
+          <w:noProof/>
+        </w:rPr>
+        <w:t xml:space="preserve">{{#je gebaeude}}</w:t>
+      </w:r>
+    </w:p>
+    <w:p>
+      <w:pPr>
+        <w:pStyle w:val="Normal"/>
+      </w:pPr>
+      <w:r>
+        <w:rPr>
+          <w:noProof/>
+        </w:rPr>
+        <w:t xml:space="preserve">{{gebaeude.name}}</w:t>
+      </w:r>
+      <w:r>
+        <w:t xml:space="preserve"> – </w:t>
+      </w:r>
+      <w:r>
+        <w:rPr>
+          <w:noProof/>
+        </w:rPr>
+        <w:t xml:space="preserve">{{gebaeude.ergebnis.vorheizverfahren}}</w:t>
+      </w:r>
+      <w:r>
+        <w:t xml:space="preserve">: preheat time </w:t>
+      </w:r>
+      <w:r>
+        <w:rPr>
+          <w:noProof/>
+        </w:rPr>
+        <w:t xml:space="preserve">{{gebaeude.ergebnis.vorheizzeit}}</w:t>
+      </w:r>
+      <w:r>
+        <w:t xml:space="preserve">, preheat power </w:t>
+      </w:r>
+      <w:r>
+        <w:rPr>
+          <w:noProof/>
+        </w:rPr>
+        <w:t xml:space="preserve">{{gebaeude.ergebnis.vorheizleistung}}</w:t>
+      </w:r>
+      <w:r>
+        <w:t xml:space="preserve">, days without arrival </w:t>
+      </w:r>
+      <w:r>
+        <w:rPr>
+          <w:noProof/>
+        </w:rPr>
+        <w:t xml:space="preserve">{{gebaeude.ergebnis.vorheiz_tage_verfehlt}}</w:t>
+      </w:r>
+      <w:r>
+        <w:t xml:space="preserve">, additional heat from preheating </w:t>
+      </w:r>
+      <w:r>
+        <w:rPr>
+          <w:noProof/>
+        </w:rPr>
+        <w:t xml:space="preserve">{{gebaeude.ergebnis.vorheiz_mehrwaerme}}</w:t>
+      </w:r>
+      <w:r>
+        <w:t xml:space="preserve">.</w:t>
+      </w:r>
+    </w:p>
+    <w:p>
+      <w:pPr>
+        <w:pStyle w:val="Normal"/>
+      </w:pPr>
+      <w:r>
+        <w:rPr>
+          <w:noProof/>
+        </w:rPr>
+        <w:t xml:space="preserve">{{/je}}</w:t>
+      </w:r>
+    </w:p>
+    <w:p>
+      <w:pPr>
+        <w:pStyle w:val="Normal"/>
+      </w:pPr>
+      <w:r>
+        <w:rPr>
+          <w:noProof/>
+        </w:rPr>
+        <w:t xml:space="preserve">{{/wenn}}</w:t>
+      </w:r>
+    </w:p>
+    <w:p>
+      <w:pPr>
         <w:pStyle w:val="Heading1"/>
       </w:pPr>
       <w:commentRangeStart w:id="6"/>
@@ -1351,7 +1454,7 @@
     </w:p>
     <w:p>
       <w:r>
-        <w:t xml:space="preserve">The values gebaeude.ergebnis.… come from the result of the run. The design capacity is the design heat load plus the heating-up capacity; {{gebaeude.ergebnis.aufheizhinweise}} lists the notes W1 to W5 and stays empty without cause.</w:t>
+        <w:t xml:space="preserve">The values gebaeude.ergebnis.… come from the result of the run. The design capacity is the design heat load plus the heating-up capacity; {{gebaeude.ergebnis.aufheizhinweise}} lists the notes W1 to W5 and stays empty without cause. With a specified or calculated preheat time ({{#wenn hat.vorheizen}}) a sentence follows with method, preheat time, preheat power, days without arrival and additional heat.</w:t>
       </w:r>
     </w:p>
   </w:comment>

--- a/WindowsFormsApplication1/Allgemein/Bericht/Vorlagen/Berichtsvorlage_Kurzbericht_en.docx
+++ b/WindowsFormsApplication1/Allgemein/Bericht/Vorlagen/Berichtsvorlage_Kurzbericht_en.docx
@@ -989,6 +989,12 @@
         <w:t xml:space="preserve">{{gebaeude.ergebnis.vorheiz_mehrwaerme}}</w:t>
       </w:r>
       <w:r>
+        <w:rPr>
+          <w:noProof/>
+        </w:rPr>
+        <w:t xml:space="preserve">{{gebaeude.ergebnis.vorheiz_schnellaufheizung}}</w:t>
+      </w:r>
+      <w:r>
         <w:t xml:space="preserve">.</w:t>
       </w:r>
     </w:p>
@@ -1454,7 +1460,7 @@
     </w:p>
     <w:p>
       <w:r>
-        <w:t xml:space="preserve">The values gebaeude.ergebnis.… come from the result of the run. The design capacity is the design heat load plus the heating-up capacity; {{gebaeude.ergebnis.aufheizhinweise}} lists the notes W1 to W5 and stays empty without cause. With a specified or calculated preheat time ({{#wenn hat.vorheizen}}) a sentence follows with method, preheat time, preheat power, days without arrival and additional heat.</w:t>
+        <w:t xml:space="preserve">The values gebaeude.ergebnis.… come from the result of the run. The design capacity is the design heat load plus the heating-up capacity; {{gebaeude.ergebnis.aufheizhinweise}} lists the notes W1 to W5 and stays empty without cause. With a specified or calculated preheat time ({{#wenn hat.vorheizen}}) a sentence follows with method, preheat time, preheat power, days without arrival and additional heat; with effective rapid heat-up it ends with “, with rapid heat-up (+2.0 K)” ({{gebaeude.ergebnis.vorheiz_schnellaufheizung}}).</w:t>
       </w:r>
     </w:p>
   </w:comment>

--- a/WindowsFormsApplication1/Allgemein/Bericht/Vorlagen/Berichtsvorlage_Kurzbericht_en.docx
+++ b/WindowsFormsApplication1/Allgemein/Bericht/Vorlagen/Berichtsvorlage_Kurzbericht_en.docx
@@ -743,6 +743,17 @@
         <w:pStyle w:val="Normal"/>
       </w:pPr>
       <w:r>
+        <w:rPr>
+          <w:noProof/>
+        </w:rPr>
+        <w:t xml:space="preserve">{{#wenn nicht hat.kaelte.dezentral}}</w:t>
+      </w:r>
+    </w:p>
+    <w:p>
+      <w:pPr>
+        <w:pStyle w:val="Normal"/>
+      </w:pPr>
+      <w:r>
         <w:t xml:space="preserve">The cooling demand is </w:t>
       </w:r>
       <w:r>
@@ -762,6 +773,74 @@
       </w:r>
       <w:r>
         <w:t xml:space="preserve"> of it.</w:t>
+      </w:r>
+    </w:p>
+    <w:p>
+      <w:pPr>
+        <w:pStyle w:val="Normal"/>
+      </w:pPr>
+      <w:r>
+        <w:rPr>
+          <w:noProof/>
+        </w:rPr>
+        <w:t xml:space="preserve">{{/wenn}}</w:t>
+      </w:r>
+    </w:p>
+    <w:p>
+      <w:pPr>
+        <w:pStyle w:val="Normal"/>
+      </w:pPr>
+      <w:r>
+        <w:rPr>
+          <w:noProof/>
+        </w:rPr>
+        <w:t xml:space="preserve">{{#wenn hat.kaelte.dezentral}}</w:t>
+      </w:r>
+    </w:p>
+    <w:p>
+      <w:pPr>
+        <w:pStyle w:val="Normal"/>
+      </w:pPr>
+      <w:r>
+        <w:t xml:space="preserve">The cooling demand is </w:t>
+      </w:r>
+      <w:r>
+        <w:rPr>
+          <w:noProof/>
+        </w:rPr>
+        <w:t xml:space="preserve">{{stamm.kennzahl.kaelte.jahresbedarf}}</w:t>
+      </w:r>
+      <w:r>
+        <w:t xml:space="preserve">; the system and the decentralised split units cover </w:t>
+      </w:r>
+      <w:r>
+        <w:rPr>
+          <w:noProof/>
+        </w:rPr>
+        <w:t xml:space="preserve">{{stamm.kennzahl.kaelte.deckungsgrad_gesamt}}</w:t>
+      </w:r>
+      <w:r>
+        <w:t xml:space="preserve"> of it, of which the cooling sequence covers </w:t>
+      </w:r>
+      <w:r>
+        <w:rPr>
+          <w:noProof/>
+        </w:rPr>
+        <w:t xml:space="preserve">{{stamm.kennzahl.kaelte.deckungsgrad_kaeltefolge}}</w:t>
+      </w:r>
+      <w:r>
+        <w:t xml:space="preserve"> of the centrally supplied cooling demand.</w:t>
+      </w:r>
+    </w:p>
+    <w:p>
+      <w:pPr>
+        <w:pStyle w:val="Normal"/>
+      </w:pPr>
+      <w:r>
+        <w:rPr>
+          <w:noProof/>
+        </w:rPr>
+        <w:t xml:space="preserve">{{/wenn}}</w:t>
       </w:r>
     </w:p>
     <w:p>
@@ -1411,6 +1490,11 @@
       </w:r>
       <w:r>
         <w:t xml:space="preserve">A conditional section: everything between {{#wenn hat.kaelte}} and {{/wenn}} appears only if the project calculates cooling. The paragraphs holding the block markers are removed from the report.</w:t>
+      </w:r>
+    </w:p>
+    <w:p>
+      <w:r>
+        <w:t xml:space="preserve">Inside, {{#wenn nicht hat.kaelte.dezentral}} and {{#wenn hat.kaelte.dezentral}} choose the sentence: if a cooling demand row is covered locally by split units, it states the coverage including the split units and, of that, the share of the cooling sequence.</w:t>
       </w:r>
     </w:p>
   </w:comment>

--- a/WindowsFormsApplication1/Allgemein/Bericht/Vorlagen/Berichtsvorlage_Kurzbericht_en.docx
+++ b/WindowsFormsApplication1/Allgemein/Bericht/Vorlagen/Berichtsvorlage_Kurzbericht_en.docx
@@ -794,6 +794,17 @@
         <w:rPr>
           <w:noProof/>
         </w:rPr>
+        <w:t xml:space="preserve">{{/wenn}}</w:t>
+      </w:r>
+    </w:p>
+    <w:p>
+      <w:pPr>
+        <w:pStyle w:val="Normal"/>
+      </w:pPr>
+      <w:r>
+        <w:rPr>
+          <w:noProof/>
+        </w:rPr>
         <w:t xml:space="preserve">{{#wenn hat.kaelte.dezentral}}</w:t>
       </w:r>
     </w:p>
@@ -802,6 +813,17 @@
         <w:pStyle w:val="Normal"/>
       </w:pPr>
       <w:r>
+        <w:rPr>
+          <w:noProof/>
+        </w:rPr>
+        <w:t xml:space="preserve">{{#wenn hat.kaelte.kaeltefolge}}</w:t>
+      </w:r>
+    </w:p>
+    <w:p>
+      <w:pPr>
+        <w:pStyle w:val="Normal"/>
+      </w:pPr>
+      <w:r>
         <w:t xml:space="preserve">The cooling demand is </w:t>
       </w:r>
       <w:r>
@@ -830,6 +852,54 @@
       </w:r>
       <w:r>
         <w:t xml:space="preserve"> of the centrally supplied cooling demand.</w:t>
+      </w:r>
+    </w:p>
+    <w:p>
+      <w:pPr>
+        <w:pStyle w:val="Normal"/>
+      </w:pPr>
+      <w:r>
+        <w:rPr>
+          <w:noProof/>
+        </w:rPr>
+        <w:t xml:space="preserve">{{/wenn}}</w:t>
+      </w:r>
+    </w:p>
+    <w:p>
+      <w:pPr>
+        <w:pStyle w:val="Normal"/>
+      </w:pPr>
+      <w:r>
+        <w:rPr>
+          <w:noProof/>
+        </w:rPr>
+        <w:t xml:space="preserve">{{#wenn nicht hat.kaelte.kaeltefolge}}</w:t>
+      </w:r>
+    </w:p>
+    <w:p>
+      <w:pPr>
+        <w:pStyle w:val="Normal"/>
+      </w:pPr>
+      <w:r>
+        <w:t xml:space="preserve">The cooling demand is </w:t>
+      </w:r>
+      <w:r>
+        <w:rPr>
+          <w:noProof/>
+        </w:rPr>
+        <w:t xml:space="preserve">{{stamm.kennzahl.kaelte.jahresbedarf}}</w:t>
+      </w:r>
+      <w:r>
+        <w:t xml:space="preserve">; the decentralised split units cover </w:t>
+      </w:r>
+      <w:r>
+        <w:rPr>
+          <w:noProof/>
+        </w:rPr>
+        <w:t xml:space="preserve">{{stamm.kennzahl.kaelte.deckungsgrad_gesamt}}</w:t>
+      </w:r>
+      <w:r>
+        <w:t xml:space="preserve"> of it.</w:t>
       </w:r>
     </w:p>
     <w:p>
@@ -1494,7 +1564,7 @@
     </w:p>
     <w:p>
       <w:r>
-        <w:t xml:space="preserve">Inside, {{#wenn nicht hat.kaelte.dezentral}} and {{#wenn hat.kaelte.dezentral}} choose the sentence: if a cooling demand row is covered locally by split units, it states the coverage including the split units and, of that, the share of the cooling sequence.</w:t>
+        <w:t xml:space="preserve">Inside stands the sentence without local cooling ({{#wenn nicht hat.kaelte.dezentral}}). If a cooling demand row is covered locally by split units, the block {{#wenn hat.kaelte.dezentral}} after it states the coverage including the split units and, with {{#wenn hat.kaelte.kaeltefolge}}, the share of the cooling sequence; without a cooling generator ({{#wenn nicht hat.kaelte.kaeltefolge}}) only the share of the split units. Blocks can be nested at most two levels deep.</w:t>
       </w:r>
     </w:p>
   </w:comment>
